--- a/Workflow.docx
+++ b/Workflow.docx
@@ -52,14 +52,7 @@
           <w:sz w:val="22"/>
           <w:szCs w:val="22"/>
         </w:rPr>
-        <w:t>1.</w:t>
-      </w:r>
-      <w:r>
-        <w:rPr>
-          <w:sz w:val="22"/>
-          <w:szCs w:val="22"/>
-        </w:rPr>
-        <w:t xml:space="preserve"> Abbreviated month name: Jan 8, 2024 — %b %d, %Y</w:t>
+        <w:t>1. Abbreviated month name: Jan 8, 2024 — %b %d, %Y</w:t>
       </w:r>
     </w:p>
     <w:p>
@@ -77,14 +70,7 @@
           <w:sz w:val="22"/>
           <w:szCs w:val="22"/>
         </w:rPr>
-        <w:t>2.</w:t>
-      </w:r>
-      <w:r>
-        <w:rPr>
-          <w:sz w:val="22"/>
-          <w:szCs w:val="22"/>
-        </w:rPr>
-        <w:t xml:space="preserve">  Month/day/year: 01/06/2024 — %m/%d/%Y</w:t>
+        <w:t>2.  Month/day/year: 01/06/2024 — %m/%d/%Y</w:t>
       </w:r>
     </w:p>
     <w:p>
@@ -95,24 +81,14 @@
         <w:rPr>
           <w:sz w:val="22"/>
           <w:szCs w:val="22"/>
-          <w:lang w:val="es-ES"/>
-        </w:rPr>
-      </w:pPr>
-      <w:r>
-        <w:rPr>
-          <w:sz w:val="22"/>
-          <w:szCs w:val="22"/>
-          <w:lang w:val="es-ES"/>
-        </w:rPr>
-        <w:t>3.</w:t>
-      </w:r>
-      <w:r>
-        <w:rPr>
-          <w:sz w:val="22"/>
-          <w:szCs w:val="22"/>
-          <w:lang w:val="es-ES"/>
-        </w:rPr>
-        <w:t>ISO format: 2024-01-09 — %Y-%m-%d</w:t>
+        </w:rPr>
+      </w:pPr>
+      <w:r>
+        <w:rPr>
+          <w:sz w:val="22"/>
+          <w:szCs w:val="22"/>
+        </w:rPr>
+        <w:t>3.ISO format: 2024-01-09 — %Y-%m-%d</w:t>
       </w:r>
     </w:p>
     <w:p>
@@ -130,14 +106,7 @@
           <w:sz w:val="22"/>
           <w:szCs w:val="22"/>
         </w:rPr>
-        <w:t>4.</w:t>
-      </w:r>
-      <w:r>
-        <w:rPr>
-          <w:sz w:val="22"/>
-          <w:szCs w:val="22"/>
-        </w:rPr>
-        <w:t>Year/month/day with slashes: 2024/01/09 — %Y/%m/%d</w:t>
+        <w:t>4.Year/month/day with slashes: 2024/01/09 — %Y/%m/%d</w:t>
       </w:r>
     </w:p>
     <w:p>
@@ -304,14 +273,23 @@
           <w:sz w:val="22"/>
           <w:szCs w:val="22"/>
         </w:rPr>
-        <w:t>O/o → 0, I/i/l → 1, S/s → 5, B/b → 8, and Z/z → 2.</w:t>
-      </w:r>
-      <w:r>
-        <w:rPr>
-          <w:sz w:val="22"/>
-          <w:szCs w:val="22"/>
-        </w:rPr>
-        <w:t xml:space="preserve"> </w:t>
+        <w:t>O/o → 0, I/</w:t>
+      </w:r>
+      <w:proofErr w:type="spellStart"/>
+      <w:r>
+        <w:rPr>
+          <w:sz w:val="22"/>
+          <w:szCs w:val="22"/>
+        </w:rPr>
+        <w:t>i</w:t>
+      </w:r>
+      <w:proofErr w:type="spellEnd"/>
+      <w:r>
+        <w:rPr>
+          <w:sz w:val="22"/>
+          <w:szCs w:val="22"/>
+        </w:rPr>
+        <w:t xml:space="preserve">/l → 1, S/s → 5, B/b → 8, and Z/z → 2. </w:t>
       </w:r>
     </w:p>
     <w:p>
@@ -345,7 +323,6 @@
         <w:ind w:left="360"/>
         <w:jc w:val="right"/>
         <w:rPr>
-          <w:rFonts w:hint="cs"/>
           <w:sz w:val="22"/>
           <w:szCs w:val="22"/>
         </w:rPr>
@@ -469,6 +446,58 @@
           <w:u w:val="single"/>
         </w:rPr>
         <w:t xml:space="preserve"> </w:t>
+      </w:r>
+    </w:p>
+    <w:p>
+      <w:pPr>
+        <w:spacing w:after="0"/>
+        <w:ind w:left="360"/>
+        <w:jc w:val="right"/>
+        <w:rPr>
+          <w:sz w:val="22"/>
+          <w:szCs w:val="22"/>
+          <w:u w:val="single"/>
+        </w:rPr>
+      </w:pPr>
+    </w:p>
+    <w:p>
+      <w:pPr>
+        <w:spacing w:after="0"/>
+        <w:ind w:left="360"/>
+        <w:jc w:val="right"/>
+        <w:rPr>
+          <w:i/>
+          <w:iCs/>
+          <w:sz w:val="22"/>
+          <w:szCs w:val="22"/>
+        </w:rPr>
+      </w:pPr>
+      <w:r>
+        <w:rPr>
+          <w:i/>
+          <w:iCs/>
+          <w:sz w:val="22"/>
+          <w:szCs w:val="22"/>
+        </w:rPr>
+        <w:t xml:space="preserve">Edge cases that surprised me was the date formats that were so </w:t>
+      </w:r>
+      <w:r>
+        <w:rPr>
+          <w:i/>
+          <w:iCs/>
+          <w:sz w:val="22"/>
+          <w:szCs w:val="22"/>
+        </w:rPr>
+        <w:t>diverse</w:t>
+      </w:r>
+      <w:r>
+        <w:rPr>
+          <w:i/>
+          <w:iCs/>
+          <w:sz w:val="22"/>
+          <w:szCs w:val="22"/>
+        </w:rPr>
+        <w:t xml:space="preserve"> and similar but had to be handled in a specific way. </w:t>
       </w:r>
     </w:p>
     <w:p>
@@ -569,7 +598,15 @@
         <w:t xml:space="preserve"> for each sub-function</w:t>
       </w:r>
       <w:r>
-        <w:t>, and than ask the</w:t>
+        <w:t xml:space="preserve">, </w:t>
+      </w:r>
+      <w:proofErr w:type="spellStart"/>
+      <w:r>
+        <w:t>and than</w:t>
+      </w:r>
+      <w:proofErr w:type="spellEnd"/>
+      <w:r>
+        <w:t xml:space="preserve"> ask the</w:t>
       </w:r>
       <w:r>
         <w:t xml:space="preserve"> AI </w:t>
@@ -627,6 +664,7 @@
         <w:jc w:val="center"/>
       </w:pPr>
       <w:r>
+        <w:lastRenderedPageBreak/>
         <w:t>Thank you for considering me as an applicant!</w:t>
       </w:r>
     </w:p>
@@ -636,7 +674,6 @@
           <w:tab w:val="left" w:pos="6892"/>
         </w:tabs>
         <w:rPr>
-          <w:rFonts w:hint="cs"/>
           <w:rtl/>
         </w:rPr>
       </w:pPr>
@@ -2060,6 +2097,7 @@
   <w:style w:type="character" w:default="1" w:styleId="a0">
     <w:name w:val="Default Paragraph Font"/>
     <w:uiPriority w:val="1"/>
+    <w:semiHidden/>
     <w:unhideWhenUsed/>
   </w:style>
   <w:style w:type="table" w:default="1" w:styleId="a1">

--- a/Workflow.docx
+++ b/Workflow.docx
@@ -576,76 +576,55 @@
       <w:r>
         <w:t>strategies to handle each case and check.</w:t>
       </w:r>
+      <w:r>
+        <w:t xml:space="preserve"> </w:t>
+      </w:r>
+      <w:r>
+        <w:t xml:space="preserve">Later on I </w:t>
+      </w:r>
+      <w:r>
+        <w:t>built from those strategies my</w:t>
+      </w:r>
+      <w:r>
+        <w:t xml:space="preserve"> </w:t>
+      </w:r>
+      <w:r>
+        <w:t>algorithm</w:t>
+      </w:r>
+      <w:r>
+        <w:t xml:space="preserve"> for each sub-function</w:t>
+      </w:r>
+      <w:r>
+        <w:t xml:space="preserve">, </w:t>
+      </w:r>
+      <w:proofErr w:type="spellStart"/>
+      <w:r>
+        <w:t>and than</w:t>
+      </w:r>
+      <w:proofErr w:type="spellEnd"/>
+      <w:r>
+        <w:t xml:space="preserve"> ask the</w:t>
+      </w:r>
+      <w:r>
+        <w:t xml:space="preserve"> AI </w:t>
+      </w:r>
+      <w:r>
+        <w:t xml:space="preserve">to code for me the whole thing- step by step including </w:t>
+      </w:r>
+      <w:r>
+        <w:t xml:space="preserve">providing </w:t>
+      </w:r>
+      <w:r>
+        <w:t xml:space="preserve">tests. </w:t>
+      </w:r>
+      <w:r>
+        <w:t xml:space="preserve"> </w:t>
+      </w:r>
     </w:p>
     <w:p>
       <w:pPr>
         <w:bidi w:val="0"/>
         <w:spacing w:after="0"/>
-      </w:pPr>
-      <w:r>
-        <w:t xml:space="preserve">Later on I </w:t>
-      </w:r>
-      <w:r>
-        <w:t>built from those strategies my</w:t>
-      </w:r>
-      <w:r>
-        <w:t xml:space="preserve"> </w:t>
-      </w:r>
-      <w:r>
-        <w:t>algorithm</w:t>
-      </w:r>
-      <w:r>
-        <w:t xml:space="preserve"> for each sub-function</w:t>
-      </w:r>
-      <w:r>
-        <w:t xml:space="preserve">, </w:t>
-      </w:r>
-      <w:proofErr w:type="spellStart"/>
-      <w:r>
-        <w:t>and than</w:t>
-      </w:r>
-      <w:proofErr w:type="spellEnd"/>
-      <w:r>
-        <w:t xml:space="preserve"> ask the</w:t>
-      </w:r>
-      <w:r>
-        <w:t xml:space="preserve"> AI </w:t>
-      </w:r>
-      <w:r>
-        <w:t xml:space="preserve">to code for me the whole thing- step by step including </w:t>
-      </w:r>
-      <w:r>
-        <w:t xml:space="preserve">providing </w:t>
-      </w:r>
-      <w:r>
-        <w:t xml:space="preserve">tests. </w:t>
-      </w:r>
-      <w:r>
-        <w:t xml:space="preserve"> </w:t>
-      </w:r>
-    </w:p>
-    <w:p>
-      <w:pPr>
-        <w:bidi w:val="0"/>
-        <w:spacing w:after="0"/>
-      </w:pPr>
-    </w:p>
-    <w:p>
-      <w:pPr>
-        <w:bidi w:val="0"/>
-      </w:pPr>
-    </w:p>
-    <w:p>
-      <w:pPr>
-        <w:bidi w:val="0"/>
-      </w:pPr>
-    </w:p>
-    <w:p>
-      <w:pPr>
-        <w:bidi w:val="0"/>
-        <w:rPr>
-          <w:color w:val="FF0000"/>
-        </w:rPr>
       </w:pPr>
     </w:p>
     <w:p>
@@ -664,7 +643,6 @@
         <w:jc w:val="center"/>
       </w:pPr>
       <w:r>
-        <w:lastRenderedPageBreak/>
         <w:t>Thank you for considering me as an applicant!</w:t>
       </w:r>
     </w:p>
@@ -673,10 +651,32 @@
         <w:tabs>
           <w:tab w:val="left" w:pos="6892"/>
         </w:tabs>
-        <w:rPr>
+        <w:jc w:val="center"/>
+        <w:rPr>
+          <w:rFonts w:hint="cs"/>
           <w:rtl/>
         </w:rPr>
       </w:pPr>
+      <w:hyperlink r:id="rId8" w:history="1">
+        <w:r>
+          <w:rPr>
+            <w:rStyle w:val="Hyperlink"/>
+          </w:rPr>
+          <w:t>Chat</w:t>
+        </w:r>
+        <w:r>
+          <w:rPr>
+            <w:rStyle w:val="Hyperlink"/>
+          </w:rPr>
+          <w:t xml:space="preserve"> project</w:t>
+        </w:r>
+        <w:r>
+          <w:rPr>
+            <w:rStyle w:val="Hyperlink"/>
+          </w:rPr>
+          <w:t xml:space="preserve"> conv link</w:t>
+        </w:r>
+      </w:hyperlink>
     </w:p>
     <w:sectPr>
       <w:pgSz w:w="11906" w:h="16838"/>
@@ -2450,6 +2450,29 @@
       <w:vertAlign w:val="superscript"/>
     </w:rPr>
   </w:style>
+  <w:style w:type="character" w:styleId="Hyperlink">
+    <w:name w:val="Hyperlink"/>
+    <w:basedOn w:val="a0"/>
+    <w:uiPriority w:val="99"/>
+    <w:unhideWhenUsed/>
+    <w:rsid w:val="00772618"/>
+    <w:rPr>
+      <w:color w:val="467886" w:themeColor="hyperlink"/>
+      <w:u w:val="single"/>
+    </w:rPr>
+  </w:style>
+  <w:style w:type="character" w:styleId="af1">
+    <w:name w:val="Unresolved Mention"/>
+    <w:basedOn w:val="a0"/>
+    <w:uiPriority w:val="99"/>
+    <w:semiHidden/>
+    <w:unhideWhenUsed/>
+    <w:rsid w:val="00772618"/>
+    <w:rPr>
+      <w:color w:val="605E5C"/>
+      <w:shd w:val="clear" w:color="auto" w:fill="E1DFDD"/>
+    </w:rPr>
+  </w:style>
 </w:styles>
 </file>
 
